--- a/forms/nyusha/amuse_shain/07_WEB給与明細同意書.docx
+++ b/forms/nyusha/amuse_shain/07_WEB給与明細同意書.docx
@@ -4,6 +4,7 @@
   <w:body>
     <w:p>
       <w:pPr>
+        <w:spacing w:before="20" w:after="20"/>
         <w:jc w:val="center"/>
         <w:rPr>
           <w:rFonts w:ascii="BIZ UDPゴシック" w:eastAsia="BIZ UDPゴシック" w:hAnsi="BIZ UDPゴシック"/>
@@ -26,6 +27,7 @@
     </w:p>
     <w:p>
       <w:pPr>
+        <w:spacing w:before="20" w:after="20"/>
         <w:rPr>
           <w:rFonts w:ascii="BIZ UDPゴシック" w:eastAsia="BIZ UDPゴシック" w:hAnsi="BIZ UDPゴシック"/>
         </w:rPr>
@@ -33,7 +35,7 @@
     </w:p>
     <w:p>
       <w:pPr>
-        <w:spacing w:line="280" w:lineRule="exact"/>
+        <w:spacing w:line="280" w:lineRule="exact" w:before="20" w:after="20"/>
         <w:rPr>
           <w:rFonts w:ascii="BIZ UDPゴシック" w:eastAsia="BIZ UDPゴシック" w:hAnsi="BIZ UDPゴシック"/>
           <w:sz w:val="20"/>
@@ -59,7 +61,7 @@
     </w:p>
     <w:p>
       <w:pPr>
-        <w:spacing w:line="240" w:lineRule="exact"/>
+        <w:spacing w:line="240" w:lineRule="exact" w:before="20" w:after="20"/>
         <w:rPr>
           <w:rFonts w:ascii="BIZ UDPゴシック" w:eastAsia="BIZ UDPゴシック" w:hAnsi="BIZ UDPゴシック"/>
           <w:sz w:val="20"/>
@@ -69,7 +71,7 @@
     </w:p>
     <w:p>
       <w:pPr>
-        <w:spacing w:line="240" w:lineRule="exact"/>
+        <w:spacing w:line="240" w:lineRule="exact" w:before="20" w:after="20"/>
         <w:rPr>
           <w:rFonts w:ascii="BIZ UDPゴシック" w:eastAsia="BIZ UDPゴシック" w:hAnsi="BIZ UDPゴシック"/>
           <w:sz w:val="20"/>
@@ -87,6 +89,7 @@
     </w:p>
     <w:p>
       <w:pPr>
+        <w:spacing w:before="20" w:after="20"/>
         <w:rPr>
           <w:rFonts w:ascii="BIZ UDPゴシック" w:eastAsia="BIZ UDPゴシック" w:hAnsi="BIZ UDPゴシック"/>
         </w:rPr>
@@ -94,6 +97,7 @@
     </w:p>
     <w:p>
       <w:pPr>
+        <w:spacing w:before="20" w:after="20"/>
         <w:jc w:val="center"/>
         <w:rPr>
           <w:rFonts w:ascii="BIZ UDPゴシック" w:eastAsia="BIZ UDPゴシック" w:hAnsi="BIZ UDPゴシック"/>
@@ -112,7 +116,7 @@
     </w:p>
     <w:p>
       <w:pPr>
-        <w:spacing w:line="240" w:lineRule="exact"/>
+        <w:spacing w:line="240" w:lineRule="exact" w:before="20" w:after="20"/>
         <w:rPr>
           <w:rFonts w:ascii="BIZ UDPゴシック" w:eastAsia="BIZ UDPゴシック" w:hAnsi="BIZ UDPゴシック"/>
         </w:rPr>
@@ -120,7 +124,7 @@
     </w:p>
     <w:p>
       <w:pPr>
-        <w:spacing w:line="240" w:lineRule="exact"/>
+        <w:spacing w:line="240" w:lineRule="exact" w:before="20" w:after="20"/>
         <w:rPr>
           <w:rFonts w:ascii="BIZ UDPゴシック" w:eastAsia="BIZ UDPゴシック" w:hAnsi="BIZ UDPゴシック"/>
         </w:rPr>
@@ -146,6 +150,7 @@
     </w:p>
     <w:p>
       <w:pPr>
+        <w:spacing w:before="20" w:after="20"/>
         <w:rPr>
           <w:rFonts w:ascii="BIZ UDPゴシック" w:eastAsia="BIZ UDPゴシック" w:hAnsi="BIZ UDPゴシック" w:cs="Segoe UI Emoji"/>
           <w:sz w:val="20"/>
@@ -171,15 +176,15 @@
     </w:p>
     <w:p>
       <w:pPr>
-        <w:spacing w:line="240" w:lineRule="exact"/>
-        <w:rPr>
-          <w:rFonts w:ascii="BIZ UDPゴシック" w:eastAsia="BIZ UDPゴシック" w:hAnsi="BIZ UDPゴシック" w:cs="Segoe UI Emoji"/>
-        </w:rPr>
-      </w:pPr>
-    </w:p>
-    <w:p>
-      <w:pPr>
-        <w:spacing w:line="240" w:lineRule="exact"/>
+        <w:spacing w:line="240" w:lineRule="exact" w:before="20" w:after="20"/>
+        <w:rPr>
+          <w:rFonts w:ascii="BIZ UDPゴシック" w:eastAsia="BIZ UDPゴシック" w:hAnsi="BIZ UDPゴシック" w:cs="Segoe UI Emoji"/>
+        </w:rPr>
+      </w:pPr>
+    </w:p>
+    <w:p>
+      <w:pPr>
+        <w:spacing w:line="240" w:lineRule="exact" w:before="20" w:after="20"/>
         <w:rPr>
           <w:rFonts w:ascii="BIZ UDPゴシック" w:eastAsia="BIZ UDPゴシック" w:hAnsi="BIZ UDPゴシック" w:cs="Segoe UI Emoji"/>
         </w:rPr>
@@ -193,6 +198,7 @@
     </w:p>
     <w:p>
       <w:pPr>
+        <w:spacing w:before="20" w:after="20"/>
         <w:rPr>
           <w:rFonts w:ascii="BIZ UDPゴシック" w:eastAsia="BIZ UDPゴシック" w:hAnsi="BIZ UDPゴシック" w:cs="Segoe UI Emoji"/>
           <w:sz w:val="20"/>
@@ -226,64 +232,17 @@
     </w:p>
     <w:p>
       <w:pPr>
-        <w:rPr>
-          <w:rFonts w:ascii="BIZ UDPゴシック" w:eastAsia="BIZ UDPゴシック" w:hAnsi="BIZ UDPゴシック" w:cs="Segoe UI Emoji"/>
-          <w:sz w:val="20"/>
-          <w:szCs w:val="20"/>
-        </w:rPr>
-      </w:pPr>
-    </w:p>
-    <w:p>
-      <w:pPr>
-        <w:rPr>
-          <w:rFonts w:ascii="BIZ UDPゴシック" w:eastAsia="BIZ UDPゴシック" w:hAnsi="BIZ UDPゴシック" w:cs="Segoe UI Emoji"/>
-          <w:sz w:val="20"/>
-          <w:szCs w:val="20"/>
-        </w:rPr>
-      </w:pPr>
-    </w:p>
-    <w:p>
-      <w:pPr>
-        <w:rPr>
-          <w:rFonts w:ascii="BIZ UDPゴシック" w:eastAsia="BIZ UDPゴシック" w:hAnsi="BIZ UDPゴシック" w:cs="Segoe UI Emoji" w:hint="eastAsia"/>
-          <w:sz w:val="20"/>
-          <w:szCs w:val="20"/>
-        </w:rPr>
-      </w:pPr>
-    </w:p>
-    <w:p>
-      <w:pPr>
-        <w:ind w:firstLineChars="200" w:firstLine="400"/>
-        <w:rPr>
-          <w:rFonts w:ascii="BIZ UDPゴシック" w:eastAsia="BIZ UDPゴシック" w:hAnsi="BIZ UDPゴシック" w:cs="Segoe UI Emoji"/>
-        </w:rPr>
-      </w:pPr>
-      <w:r>
-        <w:rPr>
-          <w:rFonts w:ascii="BIZ UDPゴシック" w:eastAsia="BIZ UDPゴシック" w:hAnsi="BIZ UDPゴシック" w:cs="Segoe UI Emoji" w:hint="eastAsia"/>
-          <w:sz w:val="20"/>
-          <w:szCs w:val="20"/>
-        </w:rPr>
-        <w:t xml:space="preserve">　　　　</w:t>
-      </w:r>
-      <w:r>
-        <w:rPr>
-          <w:rFonts w:ascii="BIZ UDPゴシック" w:eastAsia="BIZ UDPゴシック" w:hAnsi="BIZ UDPゴシック" w:cs="Segoe UI Emoji" w:hint="eastAsia"/>
-          <w:sz w:val="20"/>
-          <w:szCs w:val="20"/>
-        </w:rPr>
-        <w:t xml:space="preserve">　　　　　　　　　　　　　</w:t>
-      </w:r>
-    </w:p>
-    <w:p>
-      <w:pPr>
-        <w:rPr>
-          <w:rFonts w:ascii="BIZ UDPゴシック" w:eastAsia="BIZ UDPゴシック" w:hAnsi="BIZ UDPゴシック" w:cs="Segoe UI Emoji"/>
-        </w:rPr>
-      </w:pPr>
-    </w:p>
-    <w:p>
-      <w:pPr>
+        <w:spacing w:before="20" w:after="20"/>
+        <w:rPr>
+          <w:rFonts w:ascii="BIZ UDPゴシック" w:eastAsia="BIZ UDPゴシック" w:hAnsi="BIZ UDPゴシック" w:cs="Segoe UI Emoji"/>
+          <w:sz w:val="20"/>
+          <w:szCs w:val="20"/>
+        </w:rPr>
+      </w:pPr>
+    </w:p>
+    <w:p>
+      <w:pPr>
+        <w:spacing w:before="20" w:after="20"/>
         <w:rPr>
           <w:rFonts w:ascii="BIZ UDPゴシック" w:eastAsia="BIZ UDPゴシック" w:hAnsi="BIZ UDPゴシック" w:cs="Segoe UI Emoji"/>
         </w:rPr>
@@ -309,7 +268,7 @@
     </w:p>
     <w:p>
       <w:pPr>
-        <w:spacing w:line="240" w:lineRule="exact"/>
+        <w:spacing w:line="240" w:lineRule="exact" w:before="20" w:after="20"/>
         <w:rPr>
           <w:rFonts w:ascii="BIZ UDPゴシック" w:eastAsia="BIZ UDPゴシック" w:hAnsi="BIZ UDPゴシック" w:cs="Segoe UI Emoji"/>
           <w:sz w:val="20"/>
@@ -327,7 +286,7 @@
     </w:p>
     <w:p>
       <w:pPr>
-        <w:spacing w:line="240" w:lineRule="exact"/>
+        <w:spacing w:line="240" w:lineRule="exact" w:before="20" w:after="20"/>
         <w:rPr>
           <w:rFonts w:ascii="BIZ UDPゴシック" w:eastAsia="BIZ UDPゴシック" w:hAnsi="BIZ UDPゴシック" w:cs="Segoe UI Emoji"/>
           <w:sz w:val="20"/>
@@ -345,7 +304,7 @@
     </w:p>
     <w:p>
       <w:pPr>
-        <w:spacing w:line="240" w:lineRule="exact"/>
+        <w:spacing w:line="240" w:lineRule="exact" w:before="20" w:after="20"/>
         <w:rPr>
           <w:rFonts w:ascii="BIZ UDPゴシック" w:eastAsia="BIZ UDPゴシック" w:hAnsi="BIZ UDPゴシック" w:cs="Segoe UI Emoji"/>
           <w:sz w:val="20"/>
@@ -363,34 +322,15 @@
     </w:p>
     <w:p>
       <w:pPr>
-        <w:rPr>
-          <w:rFonts w:ascii="BIZ UDPゴシック" w:eastAsia="BIZ UDPゴシック" w:hAnsi="BIZ UDPゴシック" w:cs="Segoe UI Emoji"/>
-        </w:rPr>
-      </w:pPr>
-    </w:p>
-    <w:p>
-      <w:pPr>
-        <w:rPr>
-          <w:rFonts w:ascii="BIZ UDPゴシック" w:eastAsia="BIZ UDPゴシック" w:hAnsi="BIZ UDPゴシック" w:cs="Segoe UI Emoji"/>
-        </w:rPr>
-      </w:pPr>
-    </w:p>
-    <w:p>
-      <w:pPr>
-        <w:rPr>
-          <w:rFonts w:ascii="BIZ UDPゴシック" w:eastAsia="BIZ UDPゴシック" w:hAnsi="BIZ UDPゴシック" w:cs="Segoe UI Emoji"/>
-        </w:rPr>
-      </w:pPr>
-    </w:p>
-    <w:p>
-      <w:pPr>
-        <w:rPr>
-          <w:rFonts w:ascii="BIZ UDPゴシック" w:eastAsia="BIZ UDPゴシック" w:hAnsi="BIZ UDPゴシック" w:cs="Segoe UI Emoji"/>
-        </w:rPr>
-      </w:pPr>
-    </w:p>
-    <w:p>
-      <w:pPr>
+        <w:spacing w:before="20" w:after="20"/>
+        <w:rPr>
+          <w:rFonts w:ascii="BIZ UDPゴシック" w:eastAsia="BIZ UDPゴシック" w:hAnsi="BIZ UDPゴシック" w:cs="Segoe UI Emoji"/>
+        </w:rPr>
+      </w:pPr>
+    </w:p>
+    <w:p>
+      <w:pPr>
+        <w:spacing w:before="20" w:after="20"/>
         <w:jc w:val="center"/>
         <w:rPr>
           <w:rFonts w:ascii="BIZ UDPゴシック" w:eastAsia="BIZ UDPゴシック" w:hAnsi="BIZ UDPゴシック" w:cs="Segoe UI Emoji"/>
@@ -549,14 +489,15 @@
     </w:p>
     <w:p>
       <w:pPr>
-        <w:rPr>
-          <w:rFonts w:ascii="BIZ UDPゴシック" w:eastAsia="BIZ UDPゴシック" w:hAnsi="BIZ UDPゴシック" w:cs="Segoe UI Emoji"/>
-        </w:rPr>
-      </w:pPr>
-    </w:p>
-    <w:p>
-      <w:pPr>
-        <w:spacing w:line="240" w:lineRule="exact"/>
+        <w:spacing w:before="20" w:after="20"/>
+        <w:rPr>
+          <w:rFonts w:ascii="BIZ UDPゴシック" w:eastAsia="BIZ UDPゴシック" w:hAnsi="BIZ UDPゴシック" w:cs="Segoe UI Emoji"/>
+        </w:rPr>
+      </w:pPr>
+    </w:p>
+    <w:p>
+      <w:pPr>
+        <w:spacing w:line="240" w:lineRule="exact" w:before="20" w:after="20"/>
         <w:rPr>
           <w:rFonts w:ascii="BIZ UDPゴシック" w:eastAsia="BIZ UDPゴシック" w:hAnsi="BIZ UDPゴシック" w:cs="Segoe UI Emoji"/>
         </w:rPr>
@@ -570,15 +511,15 @@
     </w:p>
     <w:p>
       <w:pPr>
-        <w:spacing w:line="240" w:lineRule="exact"/>
-        <w:rPr>
-          <w:rFonts w:ascii="BIZ UDPゴシック" w:eastAsia="BIZ UDPゴシック" w:hAnsi="BIZ UDPゴシック" w:cs="Segoe UI Emoji"/>
-        </w:rPr>
-      </w:pPr>
-    </w:p>
-    <w:p>
-      <w:pPr>
-        <w:spacing w:line="240" w:lineRule="exact"/>
+        <w:spacing w:line="240" w:lineRule="exact" w:before="20" w:after="20"/>
+        <w:rPr>
+          <w:rFonts w:ascii="BIZ UDPゴシック" w:eastAsia="BIZ UDPゴシック" w:hAnsi="BIZ UDPゴシック" w:cs="Segoe UI Emoji"/>
+        </w:rPr>
+      </w:pPr>
+    </w:p>
+    <w:p>
+      <w:pPr>
+        <w:spacing w:line="240" w:lineRule="exact" w:before="20" w:after="20"/>
         <w:rPr>
           <w:rFonts w:ascii="BIZ UDPゴシック" w:eastAsia="BIZ UDPゴシック" w:hAnsi="BIZ UDPゴシック" w:cs="Segoe UI Emoji"/>
         </w:rPr>
@@ -598,13 +539,15 @@
     </w:p>
     <w:p>
       <w:pPr>
-        <w:rPr>
-          <w:rFonts w:ascii="BIZ UDPゴシック" w:eastAsia="BIZ UDPゴシック" w:hAnsi="BIZ UDPゴシック" w:cs="Segoe UI Emoji"/>
-        </w:rPr>
-      </w:pPr>
-    </w:p>
-    <w:p>
-      <w:pPr>
+        <w:spacing w:before="20" w:after="20"/>
+        <w:rPr>
+          <w:rFonts w:ascii="BIZ UDPゴシック" w:eastAsia="BIZ UDPゴシック" w:hAnsi="BIZ UDPゴシック" w:cs="Segoe UI Emoji"/>
+        </w:rPr>
+      </w:pPr>
+    </w:p>
+    <w:p>
+      <w:pPr>
+        <w:spacing w:before="20" w:after="20"/>
         <w:jc w:val="right"/>
         <w:rPr>
           <w:rFonts w:ascii="BIZ UDPゴシック" w:eastAsia="BIZ UDPゴシック" w:hAnsi="BIZ UDPゴシック" w:cs="Segoe UI Emoji"/>
@@ -619,6 +562,7 @@
     </w:p>
     <w:p>
       <w:pPr>
+        <w:spacing w:before="20" w:after="20"/>
         <w:jc w:val="right"/>
         <w:rPr>
           <w:rFonts w:ascii="BIZ UDPゴシック" w:eastAsia="BIZ UDPゴシック" w:hAnsi="BIZ UDPゴシック" w:cs="Segoe UI Emoji"/>
@@ -628,6 +572,7 @@
     </w:p>
     <w:p>
       <w:pPr>
+        <w:spacing w:before="20" w:after="20"/>
         <w:jc w:val="right"/>
         <w:rPr>
           <w:rFonts w:ascii="BIZ UDPゴシック" w:eastAsia="BIZ UDPゴシック" w:hAnsi="BIZ UDPゴシック" w:cs="Segoe UI Emoji"/>
@@ -679,7 +624,7 @@
     </w:p>
     <w:sectPr>
       <w:pgSz w:w="11906" w:h="16838"/>
-      <w:pgMar w:top="1440" w:right="1418" w:bottom="1440" w:left="1418" w:header="851" w:footer="992" w:gutter="0"/>
+      <w:pgMar w:top="510" w:right="737" w:bottom="340" w:left="737" w:header="851" w:footer="992" w:gutter="0"/>
       <w:cols w:space="425"/>
       <w:docGrid w:type="lines" w:linePitch="360"/>
     </w:sectPr>
